--- a/BICoE SIT sign.docx
+++ b/BICoE SIT sign.docx
@@ -2,29 +2,6 @@
 <file path=word/document.xml><?xml version="1.0" encoding="utf-8"?>
 <w:document xmlns:wpc="http://schemas.microsoft.com/office/word/2010/wordprocessingCanvas" xmlns:cx="http://schemas.microsoft.com/office/drawing/2014/chartex" xmlns:cx1="http://schemas.microsoft.com/office/drawing/2015/9/8/chartex" xmlns:cx2="http://schemas.microsoft.com/office/drawing/2015/10/21/chartex" xmlns:cx3="http://schemas.microsoft.com/office/drawing/2016/5/9/chartex" xmlns:cx4="http://schemas.microsoft.com/office/drawing/2016/5/10/chartex" xmlns:cx5="http://schemas.microsoft.com/office/drawing/2016/5/11/chartex" xmlns:cx6="http://schemas.microsoft.com/office/drawing/2016/5/12/chartex" xmlns:cx7="http://schemas.microsoft.com/office/drawing/2016/5/13/chartex" xmlns:cx8="http://schemas.microsoft.com/office/drawing/2016/5/14/chartex" xmlns:mc="http://schemas.openxmlformats.org/markup-compatibility/2006" xmlns:aink="http://schemas.microsoft.com/office/drawing/2016/ink" xmlns:am3d="http://schemas.microsoft.com/office/drawing/2017/model3d" xmlns:o="urn:schemas-microsoft-com:office:office" xmlns:r="http://schemas.openxmlformats.org/officeDocument/2006/relationships" xmlns:m="http://schemas.openxmlformats.org/officeDocument/2006/math" xmlns:v="urn:schemas-microsoft-com:vml" xmlns:wp14="http://schemas.microsoft.com/office/word/2010/wordprocessingDrawing" xmlns:wp="http://schemas.openxmlformats.org/drawingml/2006/wordprocessingDrawing" xmlns:w10="urn:schemas-microsoft-com:office:word" xmlns:w="http://schemas.openxmlformats.org/wordprocessingml/2006/main" xmlns:w14="http://schemas.microsoft.com/office/word/2010/wordml" xmlns:w15="http://schemas.microsoft.com/office/word/2012/wordml" xmlns:w16cid="http://schemas.microsoft.com/office/word/2016/wordml/cid" xmlns:w16se="http://schemas.microsoft.com/office/word/2015/wordml/symex" xmlns:wpg="http://schemas.microsoft.com/office/word/2010/wordprocessingGroup" xmlns:wpi="http://schemas.microsoft.com/office/word/2010/wordprocessingInk" xmlns:wne="http://schemas.microsoft.com/office/word/2006/wordml" xmlns:wps="http://schemas.microsoft.com/office/word/2010/wordprocessingShape" mc:Ignorable="w14 w15 w16se w16cid wp14">
   <w:body>
-    <w:p>
-      <w:pPr>
-        <w:spacing w:before="100" w:beforeAutospacing="1" w:after="100" w:afterAutospacing="1"/>
-        <w:outlineLvl w:val="2"/>
-        <w:rPr>
-          <w:rFonts w:ascii="Times New Roman" w:eastAsia="Times New Roman" w:hAnsi="Times New Roman" w:cs="Times New Roman"/>
-          <w:b/>
-          <w:bCs/>
-          <w:sz w:val="27"/>
-          <w:szCs w:val="27"/>
-        </w:rPr>
-      </w:pPr>
-      <w:r>
-        <w:rPr>
-          <w:rFonts w:ascii="Times New Roman" w:eastAsia="Times New Roman" w:hAnsi="Times New Roman" w:cs="Times New Roman"/>
-          <w:b/>
-          <w:bCs/>
-          <w:sz w:val="27"/>
-          <w:szCs w:val="27"/>
-        </w:rPr>
-        <w:t>BICoE SIT sign-off scope</w:t>
-      </w:r>
-    </w:p>
     <w:tbl>
       <w:tblPr>
         <w:tblW w:w="0" w:type="auto"/>
@@ -38,9 +15,12 @@
         <w:tblLook w:val="04A0" w:firstRow="1" w:lastRow="0" w:firstColumn="1" w:lastColumn="0" w:noHBand="0" w:noVBand="1"/>
       </w:tblPr>
       <w:tblGrid>
-        <w:gridCol w:w="1904"/>
-        <w:gridCol w:w="3469"/>
-        <w:gridCol w:w="3647"/>
+        <w:gridCol w:w="316"/>
+        <w:gridCol w:w="1484"/>
+        <w:gridCol w:w="2088"/>
+        <w:gridCol w:w="1743"/>
+        <w:gridCol w:w="2115"/>
+        <w:gridCol w:w="1274"/>
       </w:tblGrid>
       <w:tr>
         <w:trPr>
@@ -68,7 +48,7 @@
                 <w:b/>
                 <w:bCs/>
               </w:rPr>
-              <w:t>Area</w:t>
+              <w:t>#</w:t>
             </w:r>
           </w:p>
         </w:tc>
@@ -93,7 +73,7 @@
                 <w:b/>
                 <w:bCs/>
               </w:rPr>
-              <w:t>What BICoE should validate</w:t>
+              <w:t>Observation</w:t>
             </w:r>
           </w:p>
         </w:tc>
@@ -118,7 +98,82 @@
                 <w:b/>
                 <w:bCs/>
               </w:rPr>
-              <w:t>Expected result</w:t>
+              <w:t>Current BICoE position</w:t>
+            </w:r>
+          </w:p>
+        </w:tc>
+        <w:tc>
+          <w:tcPr>
+            <w:tcW w:w="0" w:type="auto"/>
+            <w:vAlign w:val="center"/>
+            <w:hideMark/>
+          </w:tcPr>
+          <w:p>
+            <w:pPr>
+              <w:jc w:val="center"/>
+              <w:rPr>
+                <w:rFonts w:ascii="Times New Roman" w:eastAsia="Times New Roman" w:hAnsi="Times New Roman" w:cs="Times New Roman"/>
+                <w:b/>
+                <w:bCs/>
+              </w:rPr>
+            </w:pPr>
+            <w:r>
+              <w:rPr>
+                <w:rFonts w:ascii="Times New Roman" w:eastAsia="Times New Roman" w:hAnsi="Times New Roman" w:cs="Times New Roman"/>
+                <w:b/>
+                <w:bCs/>
+              </w:rPr>
+              <w:t>Latest update / evidence</w:t>
+            </w:r>
+          </w:p>
+        </w:tc>
+        <w:tc>
+          <w:tcPr>
+            <w:tcW w:w="0" w:type="auto"/>
+            <w:vAlign w:val="center"/>
+            <w:hideMark/>
+          </w:tcPr>
+          <w:p>
+            <w:pPr>
+              <w:jc w:val="center"/>
+              <w:rPr>
+                <w:rFonts w:ascii="Times New Roman" w:eastAsia="Times New Roman" w:hAnsi="Times New Roman" w:cs="Times New Roman"/>
+                <w:b/>
+                <w:bCs/>
+              </w:rPr>
+            </w:pPr>
+            <w:r>
+              <w:rPr>
+                <w:rFonts w:ascii="Times New Roman" w:eastAsia="Times New Roman" w:hAnsi="Times New Roman" w:cs="Times New Roman"/>
+                <w:b/>
+                <w:bCs/>
+              </w:rPr>
+              <w:t>Action / owner</w:t>
+            </w:r>
+          </w:p>
+        </w:tc>
+        <w:tc>
+          <w:tcPr>
+            <w:tcW w:w="0" w:type="auto"/>
+            <w:vAlign w:val="center"/>
+            <w:hideMark/>
+          </w:tcPr>
+          <w:p>
+            <w:pPr>
+              <w:jc w:val="center"/>
+              <w:rPr>
+                <w:rFonts w:ascii="Times New Roman" w:eastAsia="Times New Roman" w:hAnsi="Times New Roman" w:cs="Times New Roman"/>
+                <w:b/>
+                <w:bCs/>
+              </w:rPr>
+            </w:pPr>
+            <w:r>
+              <w:rPr>
+                <w:rFonts w:ascii="Times New Roman" w:eastAsia="Times New Roman" w:hAnsi="Times New Roman" w:cs="Times New Roman"/>
+                <w:b/>
+                <w:bCs/>
+              </w:rPr>
+              <w:t>Status</w:t>
             </w:r>
           </w:p>
         </w:tc>
@@ -145,47 +200,139 @@
                 <w:b/>
                 <w:bCs/>
               </w:rPr>
-              <w:t>Scenario A – Event Hub failure → Blob → Replay</w:t>
-            </w:r>
-          </w:p>
-        </w:tc>
-        <w:tc>
-          <w:tcPr>
-            <w:tcW w:w="0" w:type="auto"/>
-            <w:vAlign w:val="center"/>
-            <w:hideMark/>
-          </w:tcPr>
-          <w:p>
-            <w:pPr>
-              <w:rPr>
-                <w:rFonts w:ascii="Times New Roman" w:eastAsia="Times New Roman" w:hAnsi="Times New Roman" w:cs="Times New Roman"/>
-              </w:rPr>
-            </w:pPr>
-            <w:r>
-              <w:rPr>
-                <w:rFonts w:ascii="Times New Roman" w:eastAsia="Times New Roman" w:hAnsi="Times New Roman" w:cs="Times New Roman"/>
-              </w:rPr>
-              <w:t>Use the controlled records sent to Blob and replayed by Mule. Validate expected BICoE records arrive after replay.</w:t>
-            </w:r>
-          </w:p>
-        </w:tc>
-        <w:tc>
-          <w:tcPr>
-            <w:tcW w:w="0" w:type="auto"/>
-            <w:vAlign w:val="center"/>
-            <w:hideMark/>
-          </w:tcPr>
-          <w:p>
-            <w:pPr>
-              <w:rPr>
-                <w:rFonts w:ascii="Times New Roman" w:eastAsia="Times New Roman" w:hAnsi="Times New Roman" w:cs="Times New Roman"/>
-              </w:rPr>
-            </w:pPr>
-            <w:r>
-              <w:rPr>
-                <w:rFonts w:ascii="Times New Roman" w:eastAsia="Times New Roman" w:hAnsi="Times New Roman" w:cs="Times New Roman"/>
-              </w:rPr>
-              <w:t>All expected BICoE messages are recovered; no unexplained missing records.</w:t>
+              <w:t>1</w:t>
+            </w:r>
+          </w:p>
+        </w:tc>
+        <w:tc>
+          <w:tcPr>
+            <w:tcW w:w="0" w:type="auto"/>
+            <w:vAlign w:val="center"/>
+            <w:hideMark/>
+          </w:tcPr>
+          <w:p>
+            <w:pPr>
+              <w:rPr>
+                <w:rFonts w:ascii="Times New Roman" w:eastAsia="Times New Roman" w:hAnsi="Times New Roman" w:cs="Times New Roman"/>
+              </w:rPr>
+            </w:pPr>
+            <w:r>
+              <w:rPr>
+                <w:rFonts w:ascii="Times New Roman" w:eastAsia="Times New Roman" w:hAnsi="Times New Roman" w:cs="Times New Roman"/>
+                <w:b/>
+                <w:bCs/>
+              </w:rPr>
+              <w:t>Additional message type replayed into BICoE Event Hub</w:t>
+            </w:r>
+          </w:p>
+        </w:tc>
+        <w:tc>
+          <w:tcPr>
+            <w:tcW w:w="0" w:type="auto"/>
+            <w:vAlign w:val="center"/>
+            <w:hideMark/>
+          </w:tcPr>
+          <w:p>
+            <w:pPr>
+              <w:rPr>
+                <w:rFonts w:ascii="Times New Roman" w:eastAsia="Times New Roman" w:hAnsi="Times New Roman" w:cs="Times New Roman"/>
+              </w:rPr>
+            </w:pPr>
+            <w:r>
+              <w:rPr>
+                <w:rFonts w:ascii="Times New Roman" w:eastAsia="Times New Roman" w:hAnsi="Times New Roman" w:cs="Times New Roman"/>
+              </w:rPr>
+              <w:t>During earlier Blob replay, a Working Data/QWD message type was incorrectly replayed into BICoE.</w:t>
+            </w:r>
+          </w:p>
+        </w:tc>
+        <w:tc>
+          <w:tcPr>
+            <w:tcW w:w="0" w:type="auto"/>
+            <w:vAlign w:val="center"/>
+            <w:hideMark/>
+          </w:tcPr>
+          <w:p>
+            <w:pPr>
+              <w:rPr>
+                <w:rFonts w:ascii="Times New Roman" w:eastAsia="Times New Roman" w:hAnsi="Times New Roman" w:cs="Times New Roman"/>
+              </w:rPr>
+            </w:pPr>
+            <w:r>
+              <w:rPr>
+                <w:rFonts w:ascii="Times New Roman" w:eastAsia="Times New Roman" w:hAnsi="Times New Roman" w:cs="Times New Roman"/>
+              </w:rPr>
+              <w:t xml:space="preserve">Root cause was identified and fix applied. </w:t>
+            </w:r>
+            <w:r>
+              <w:rPr>
+                <w:rFonts w:ascii="Times New Roman" w:eastAsia="Times New Roman" w:hAnsi="Times New Roman" w:cs="Times New Roman"/>
+                <w:b/>
+                <w:bCs/>
+              </w:rPr>
+              <w:t>Since 3 Oct, post-fix monitoring has not shown the additional message type in BICoE.</w:t>
+            </w:r>
+            <w:r>
+              <w:rPr>
+                <w:rFonts w:ascii="Times New Roman" w:eastAsia="Times New Roman" w:hAnsi="Times New Roman" w:cs="Times New Roman"/>
+              </w:rPr>
+              <w:t xml:space="preserve"> Today we are seeing only </w:t>
+            </w:r>
+            <w:r>
+              <w:rPr>
+                <w:rFonts w:ascii="Courier New" w:eastAsia="Times New Roman" w:hAnsi="Courier New" w:cs="Courier New"/>
+                <w:sz w:val="20"/>
+                <w:szCs w:val="20"/>
+              </w:rPr>
+              <w:t>quote_request</w:t>
+            </w:r>
+            <w:r>
+              <w:rPr>
+                <w:rFonts w:ascii="Times New Roman" w:eastAsia="Times New Roman" w:hAnsi="Times New Roman" w:cs="Times New Roman"/>
+              </w:rPr>
+              <w:t xml:space="preserve"> being replayed from Blob; this may also be because there is little/no new PTS data creation currently.</w:t>
+            </w:r>
+          </w:p>
+        </w:tc>
+        <w:tc>
+          <w:tcPr>
+            <w:tcW w:w="0" w:type="auto"/>
+            <w:vAlign w:val="center"/>
+            <w:hideMark/>
+          </w:tcPr>
+          <w:p>
+            <w:pPr>
+              <w:rPr>
+                <w:rFonts w:ascii="Times New Roman" w:eastAsia="Times New Roman" w:hAnsi="Times New Roman" w:cs="Times New Roman"/>
+              </w:rPr>
+            </w:pPr>
+            <w:r>
+              <w:rPr>
+                <w:rFonts w:ascii="Times New Roman" w:eastAsia="Times New Roman" w:hAnsi="Times New Roman" w:cs="Times New Roman"/>
+              </w:rPr>
+              <w:t>Continue monitoring replay runs in PTS to confirm routing remains correct when broader message types are available.</w:t>
+            </w:r>
+          </w:p>
+        </w:tc>
+        <w:tc>
+          <w:tcPr>
+            <w:tcW w:w="0" w:type="auto"/>
+            <w:vAlign w:val="center"/>
+            <w:hideMark/>
+          </w:tcPr>
+          <w:p>
+            <w:pPr>
+              <w:rPr>
+                <w:rFonts w:ascii="Times New Roman" w:eastAsia="Times New Roman" w:hAnsi="Times New Roman" w:cs="Times New Roman"/>
+              </w:rPr>
+            </w:pPr>
+            <w:r>
+              <w:rPr>
+                <w:rFonts w:ascii="Times New Roman" w:eastAsia="Times New Roman" w:hAnsi="Times New Roman" w:cs="Times New Roman"/>
+                <w:b/>
+                <w:bCs/>
+              </w:rPr>
+              <w:t>Positive / Monitoring</w:t>
             </w:r>
           </w:p>
         </w:tc>
@@ -212,47 +359,49 @@
                 <w:b/>
                 <w:bCs/>
               </w:rPr>
-              <w:t>Scenario A – Routing</w:t>
-            </w:r>
-          </w:p>
-        </w:tc>
-        <w:tc>
-          <w:tcPr>
-            <w:tcW w:w="0" w:type="auto"/>
-            <w:vAlign w:val="center"/>
-            <w:hideMark/>
-          </w:tcPr>
-          <w:p>
-            <w:pPr>
-              <w:rPr>
-                <w:rFonts w:ascii="Times New Roman" w:eastAsia="Times New Roman" w:hAnsi="Times New Roman" w:cs="Times New Roman"/>
-              </w:rPr>
-            </w:pPr>
-            <w:r>
-              <w:rPr>
-                <w:rFonts w:ascii="Times New Roman" w:eastAsia="Times New Roman" w:hAnsi="Times New Roman" w:cs="Times New Roman"/>
-              </w:rPr>
-              <w:t>Check message types received during replay.</w:t>
-            </w:r>
-          </w:p>
-        </w:tc>
-        <w:tc>
-          <w:tcPr>
-            <w:tcW w:w="0" w:type="auto"/>
-            <w:vAlign w:val="center"/>
-            <w:hideMark/>
-          </w:tcPr>
-          <w:p>
-            <w:pPr>
-              <w:rPr>
-                <w:rFonts w:ascii="Times New Roman" w:eastAsia="Times New Roman" w:hAnsi="Times New Roman" w:cs="Times New Roman"/>
-              </w:rPr>
-            </w:pPr>
-            <w:r>
-              <w:rPr>
-                <w:rFonts w:ascii="Times New Roman" w:eastAsia="Times New Roman" w:hAnsi="Times New Roman" w:cs="Times New Roman"/>
-              </w:rPr>
-              <w:t xml:space="preserve">Only BICoE-supported message types arrive. </w:t>
+              <w:t>2</w:t>
+            </w:r>
+          </w:p>
+        </w:tc>
+        <w:tc>
+          <w:tcPr>
+            <w:tcW w:w="0" w:type="auto"/>
+            <w:vAlign w:val="center"/>
+            <w:hideMark/>
+          </w:tcPr>
+          <w:p>
+            <w:pPr>
+              <w:rPr>
+                <w:rFonts w:ascii="Times New Roman" w:eastAsia="Times New Roman" w:hAnsi="Times New Roman" w:cs="Times New Roman"/>
+              </w:rPr>
+            </w:pPr>
+            <w:r>
+              <w:rPr>
+                <w:rFonts w:ascii="Times New Roman" w:eastAsia="Times New Roman" w:hAnsi="Times New Roman" w:cs="Times New Roman"/>
+                <w:b/>
+                <w:bCs/>
+              </w:rPr>
+              <w:t>Cross-day duplicate replay</w:t>
+            </w:r>
+          </w:p>
+        </w:tc>
+        <w:tc>
+          <w:tcPr>
+            <w:tcW w:w="0" w:type="auto"/>
+            <w:vAlign w:val="center"/>
+            <w:hideMark/>
+          </w:tcPr>
+          <w:p>
+            <w:pPr>
+              <w:rPr>
+                <w:rFonts w:ascii="Times New Roman" w:eastAsia="Times New Roman" w:hAnsi="Times New Roman" w:cs="Times New Roman"/>
+              </w:rPr>
+            </w:pPr>
+            <w:r>
+              <w:rPr>
+                <w:rFonts w:ascii="Times New Roman" w:eastAsia="Times New Roman" w:hAnsi="Times New Roman" w:cs="Times New Roman"/>
+              </w:rPr>
+              <w:t xml:space="preserve">Original message can arrive on one day and the replayed message can arrive on a later day with a new </w:t>
             </w:r>
             <w:r>
               <w:rPr>
@@ -260,27 +409,103 @@
                 <w:sz w:val="20"/>
                 <w:szCs w:val="20"/>
               </w:rPr>
-              <w:t>core_request</w:t>
-            </w:r>
-            <w:r>
-              <w:rPr>
-                <w:rFonts w:ascii="Times New Roman" w:eastAsia="Times New Roman" w:hAnsi="Times New Roman" w:cs="Times New Roman"/>
-              </w:rPr>
-              <w:t xml:space="preserve"> or other messages intended for the </w:t>
-            </w:r>
-            <w:r>
-              <w:rPr>
-                <w:rFonts w:ascii="Times New Roman" w:eastAsia="Times New Roman" w:hAnsi="Times New Roman" w:cs="Times New Roman"/>
-                <w:b/>
-                <w:bCs/>
-              </w:rPr>
-              <w:t>Workday group must not enter BICoE</w:t>
+              <w:t>enqueuedTime</w:t>
+            </w:r>
+            <w:r>
+              <w:rPr>
+                <w:rFonts w:ascii="Times New Roman" w:eastAsia="Times New Roman" w:hAnsi="Times New Roman" w:cs="Times New Roman"/>
+              </w:rPr>
+              <w:t>. BICoE ingestion deduplication will not catch this once it falls outside the 1-minute watermark/window.</w:t>
+            </w:r>
+          </w:p>
+        </w:tc>
+        <w:tc>
+          <w:tcPr>
+            <w:tcW w:w="0" w:type="auto"/>
+            <w:vAlign w:val="center"/>
+            <w:hideMark/>
+          </w:tcPr>
+          <w:p>
+            <w:pPr>
+              <w:rPr>
+                <w:rFonts w:ascii="Times New Roman" w:eastAsia="Times New Roman" w:hAnsi="Times New Roman" w:cs="Times New Roman"/>
+              </w:rPr>
+            </w:pPr>
+            <w:r>
+              <w:rPr>
+                <w:rFonts w:ascii="Times New Roman" w:eastAsia="Times New Roman" w:hAnsi="Times New Roman" w:cs="Times New Roman"/>
+              </w:rPr>
+              <w:t xml:space="preserve">Gaurav confirmed why the current BICoE deduplication cannot handle this scenario. Ash has asked for </w:t>
+            </w:r>
+            <w:r>
+              <w:rPr>
+                <w:rFonts w:ascii="Times New Roman" w:eastAsia="Times New Roman" w:hAnsi="Times New Roman" w:cs="Times New Roman"/>
+                <w:b/>
+                <w:bCs/>
+              </w:rPr>
+              <w:t>Arindom’s input on how this type of duplicate should be handled</w:t>
             </w:r>
             <w:r>
               <w:rPr>
                 <w:rFonts w:ascii="Times New Roman" w:eastAsia="Times New Roman" w:hAnsi="Times New Roman" w:cs="Times New Roman"/>
               </w:rPr>
               <w:t>.</w:t>
+            </w:r>
+          </w:p>
+        </w:tc>
+        <w:tc>
+          <w:tcPr>
+            <w:tcW w:w="0" w:type="auto"/>
+            <w:vAlign w:val="center"/>
+            <w:hideMark/>
+          </w:tcPr>
+          <w:p>
+            <w:pPr>
+              <w:rPr>
+                <w:rFonts w:ascii="Times New Roman" w:eastAsia="Times New Roman" w:hAnsi="Times New Roman" w:cs="Times New Roman"/>
+              </w:rPr>
+            </w:pPr>
+            <w:r>
+              <w:rPr>
+                <w:rFonts w:ascii="Times New Roman" w:eastAsia="Times New Roman" w:hAnsi="Times New Roman" w:cs="Times New Roman"/>
+              </w:rPr>
+              <w:t xml:space="preserve">Need agreed solution/approach from </w:t>
+            </w:r>
+            <w:r>
+              <w:rPr>
+                <w:rFonts w:ascii="Times New Roman" w:eastAsia="Times New Roman" w:hAnsi="Times New Roman" w:cs="Times New Roman"/>
+                <w:b/>
+                <w:bCs/>
+              </w:rPr>
+              <w:t>Arindom + Ash</w:t>
+            </w:r>
+            <w:r>
+              <w:rPr>
+                <w:rFonts w:ascii="Times New Roman" w:eastAsia="Times New Roman" w:hAnsi="Times New Roman" w:cs="Times New Roman"/>
+              </w:rPr>
+              <w:t>, with BICoE input on downstream implementation. This should not be treated only as a one-off cleanup because replay can continue to create cross-day duplicates.</w:t>
+            </w:r>
+          </w:p>
+        </w:tc>
+        <w:tc>
+          <w:tcPr>
+            <w:tcW w:w="0" w:type="auto"/>
+            <w:vAlign w:val="center"/>
+            <w:hideMark/>
+          </w:tcPr>
+          <w:p>
+            <w:pPr>
+              <w:rPr>
+                <w:rFonts w:ascii="Times New Roman" w:eastAsia="Times New Roman" w:hAnsi="Times New Roman" w:cs="Times New Roman"/>
+              </w:rPr>
+            </w:pPr>
+            <w:r>
+              <w:rPr>
+                <w:rFonts w:ascii="Times New Roman" w:eastAsia="Times New Roman" w:hAnsi="Times New Roman" w:cs="Times New Roman"/>
+                <w:b/>
+                <w:bCs/>
+              </w:rPr>
+              <w:t>Open – solution required</w:t>
             </w:r>
           </w:p>
         </w:tc>
@@ -307,61 +532,135 @@
                 <w:b/>
                 <w:bCs/>
               </w:rPr>
-              <w:t>Scenario A – Downstream</w:t>
-            </w:r>
-          </w:p>
-        </w:tc>
-        <w:tc>
-          <w:tcPr>
-            <w:tcW w:w="0" w:type="auto"/>
-            <w:vAlign w:val="center"/>
-            <w:hideMark/>
-          </w:tcPr>
-          <w:p>
-            <w:pPr>
-              <w:rPr>
-                <w:rFonts w:ascii="Times New Roman" w:eastAsia="Times New Roman" w:hAnsi="Times New Roman" w:cs="Times New Roman"/>
-              </w:rPr>
-            </w:pPr>
-            <w:r>
-              <w:rPr>
-                <w:rFonts w:ascii="Times New Roman" w:eastAsia="Times New Roman" w:hAnsi="Times New Roman" w:cs="Times New Roman"/>
-              </w:rPr>
-              <w:t xml:space="preserve">Trace selected replayed records from Event Hub through </w:t>
-            </w:r>
-            <w:r>
-              <w:rPr>
-                <w:rFonts w:ascii="Times New Roman" w:eastAsia="Times New Roman" w:hAnsi="Times New Roman" w:cs="Times New Roman"/>
-                <w:b/>
-                <w:bCs/>
-              </w:rPr>
-              <w:t>Silverish → Silver</w:t>
-            </w:r>
-            <w:r>
-              <w:rPr>
-                <w:rFonts w:ascii="Times New Roman" w:eastAsia="Times New Roman" w:hAnsi="Times New Roman" w:cs="Times New Roman"/>
-              </w:rPr>
-              <w:t>.</w:t>
-            </w:r>
-          </w:p>
-        </w:tc>
-        <w:tc>
-          <w:tcPr>
-            <w:tcW w:w="0" w:type="auto"/>
-            <w:vAlign w:val="center"/>
-            <w:hideMark/>
-          </w:tcPr>
-          <w:p>
-            <w:pPr>
-              <w:rPr>
-                <w:rFonts w:ascii="Times New Roman" w:eastAsia="Times New Roman" w:hAnsi="Times New Roman" w:cs="Times New Roman"/>
-              </w:rPr>
-            </w:pPr>
-            <w:r>
-              <w:rPr>
-                <w:rFonts w:ascii="Times New Roman" w:eastAsia="Times New Roman" w:hAnsi="Times New Roman" w:cs="Times New Roman"/>
-              </w:rPr>
-              <w:t>Replayed records are processed in the same way as normal messages and expected business data is populated.</w:t>
+              <w:t>2a</w:t>
+            </w:r>
+          </w:p>
+        </w:tc>
+        <w:tc>
+          <w:tcPr>
+            <w:tcW w:w="0" w:type="auto"/>
+            <w:vAlign w:val="center"/>
+            <w:hideMark/>
+          </w:tcPr>
+          <w:p>
+            <w:pPr>
+              <w:rPr>
+                <w:rFonts w:ascii="Times New Roman" w:eastAsia="Times New Roman" w:hAnsi="Times New Roman" w:cs="Times New Roman"/>
+              </w:rPr>
+            </w:pPr>
+            <w:r>
+              <w:rPr>
+                <w:rFonts w:ascii="Times New Roman" w:eastAsia="Times New Roman" w:hAnsi="Times New Roman" w:cs="Times New Roman"/>
+                <w:b/>
+                <w:bCs/>
+              </w:rPr>
+              <w:t xml:space="preserve">Same MQSQuoteId + messageType with different </w:t>
+            </w:r>
+            <w:r>
+              <w:rPr>
+                <w:rFonts w:ascii="Courier New" w:eastAsia="Times New Roman" w:hAnsi="Courier New" w:cs="Courier New"/>
+                <w:b/>
+                <w:bCs/>
+                <w:sz w:val="20"/>
+                <w:szCs w:val="20"/>
+              </w:rPr>
+              <w:t>quoteStep</w:t>
+            </w:r>
+          </w:p>
+        </w:tc>
+        <w:tc>
+          <w:tcPr>
+            <w:tcW w:w="0" w:type="auto"/>
+            <w:vAlign w:val="center"/>
+            <w:hideMark/>
+          </w:tcPr>
+          <w:p>
+            <w:pPr>
+              <w:rPr>
+                <w:rFonts w:ascii="Times New Roman" w:eastAsia="Times New Roman" w:hAnsi="Times New Roman" w:cs="Times New Roman"/>
+              </w:rPr>
+            </w:pPr>
+            <w:r>
+              <w:rPr>
+                <w:rFonts w:ascii="Times New Roman" w:eastAsia="Times New Roman" w:hAnsi="Times New Roman" w:cs="Times New Roman"/>
+              </w:rPr>
+              <w:t>This is not necessarily a normal duplicate; it looks more like a source-side data/behaviour defect. However, it can produce the same BICoE impact because it can also escape ingestion deduplication and create multiple downstream records.</w:t>
+            </w:r>
+          </w:p>
+        </w:tc>
+        <w:tc>
+          <w:tcPr>
+            <w:tcW w:w="0" w:type="auto"/>
+            <w:vAlign w:val="center"/>
+            <w:hideMark/>
+          </w:tcPr>
+          <w:p>
+            <w:pPr>
+              <w:rPr>
+                <w:rFonts w:ascii="Times New Roman" w:eastAsia="Times New Roman" w:hAnsi="Times New Roman" w:cs="Times New Roman"/>
+              </w:rPr>
+            </w:pPr>
+            <w:r>
+              <w:rPr>
+                <w:rFonts w:ascii="Times New Roman" w:eastAsia="Times New Roman" w:hAnsi="Times New Roman" w:cs="Times New Roman"/>
+              </w:rPr>
+              <w:t xml:space="preserve">Observed in </w:t>
+            </w:r>
+            <w:r>
+              <w:rPr>
+                <w:rFonts w:ascii="Times New Roman" w:eastAsia="Times New Roman" w:hAnsi="Times New Roman" w:cs="Times New Roman"/>
+                <w:b/>
+                <w:bCs/>
+              </w:rPr>
+              <w:t>Production</w:t>
+            </w:r>
+            <w:r>
+              <w:rPr>
+                <w:rFonts w:ascii="Times New Roman" w:eastAsia="Times New Roman" w:hAnsi="Times New Roman" w:cs="Times New Roman"/>
+              </w:rPr>
+              <w:t>, but not yet reproduced in PTS. Logesh raised that this variation should also be considered while designing the solution for Observation 2.</w:t>
+            </w:r>
+          </w:p>
+        </w:tc>
+        <w:tc>
+          <w:tcPr>
+            <w:tcW w:w="0" w:type="auto"/>
+            <w:vAlign w:val="center"/>
+            <w:hideMark/>
+          </w:tcPr>
+          <w:p>
+            <w:pPr>
+              <w:rPr>
+                <w:rFonts w:ascii="Times New Roman" w:eastAsia="Times New Roman" w:hAnsi="Times New Roman" w:cs="Times New Roman"/>
+              </w:rPr>
+            </w:pPr>
+            <w:r>
+              <w:rPr>
+                <w:rFonts w:ascii="Times New Roman" w:eastAsia="Times New Roman" w:hAnsi="Times New Roman" w:cs="Times New Roman"/>
+              </w:rPr>
+              <w:t>MQS/Mule should confirm expected source behaviour. BICoE solution for cross-day duplicates should also consider whether/how this pattern is detected downstream.</w:t>
+            </w:r>
+          </w:p>
+        </w:tc>
+        <w:tc>
+          <w:tcPr>
+            <w:tcW w:w="0" w:type="auto"/>
+            <w:vAlign w:val="center"/>
+            <w:hideMark/>
+          </w:tcPr>
+          <w:p>
+            <w:pPr>
+              <w:rPr>
+                <w:rFonts w:ascii="Times New Roman" w:eastAsia="Times New Roman" w:hAnsi="Times New Roman" w:cs="Times New Roman"/>
+              </w:rPr>
+            </w:pPr>
+            <w:r>
+              <w:rPr>
+                <w:rFonts w:ascii="Times New Roman" w:eastAsia="Times New Roman" w:hAnsi="Times New Roman" w:cs="Times New Roman"/>
+                <w:b/>
+                <w:bCs/>
+              </w:rPr>
+              <w:t>Open – lower priority, but should be covered in solution design</w:t>
             </w:r>
           </w:p>
         </w:tc>
@@ -388,605 +687,278 @@
                 <w:b/>
                 <w:bCs/>
               </w:rPr>
-              <w:t>Scenario B – Blob/retry failure</w:t>
-            </w:r>
-          </w:p>
-        </w:tc>
-        <w:tc>
-          <w:tcPr>
-            <w:tcW w:w="0" w:type="auto"/>
-            <w:vAlign w:val="center"/>
-            <w:hideMark/>
-          </w:tcPr>
-          <w:p>
-            <w:pPr>
-              <w:rPr>
-                <w:rFonts w:ascii="Times New Roman" w:eastAsia="Times New Roman" w:hAnsi="Times New Roman" w:cs="Times New Roman"/>
-              </w:rPr>
-            </w:pPr>
-            <w:r>
-              <w:rPr>
-                <w:rFonts w:ascii="Times New Roman" w:eastAsia="Times New Roman" w:hAnsi="Times New Roman" w:cs="Times New Roman"/>
-              </w:rPr>
-              <w:t>Validate the records involved in the failure/retry scenario from BICoE side.</w:t>
-            </w:r>
-          </w:p>
-        </w:tc>
-        <w:tc>
-          <w:tcPr>
-            <w:tcW w:w="0" w:type="auto"/>
-            <w:vAlign w:val="center"/>
-            <w:hideMark/>
-          </w:tcPr>
-          <w:p>
-            <w:pPr>
-              <w:rPr>
-                <w:rFonts w:ascii="Times New Roman" w:eastAsia="Times New Roman" w:hAnsi="Times New Roman" w:cs="Times New Roman"/>
-              </w:rPr>
-            </w:pPr>
-            <w:r>
-              <w:rPr>
-                <w:rFonts w:ascii="Times New Roman" w:eastAsia="Times New Roman" w:hAnsi="Times New Roman" w:cs="Times New Roman"/>
-              </w:rPr>
-              <w:t>No partially/incorrectly processed records in BICoE. Records successfully replayed later should process normally.</w:t>
-            </w:r>
-          </w:p>
-        </w:tc>
-      </w:tr>
-      <w:tr>
-        <w:trPr>
-          <w:tblCellSpacing w:w="15" w:type="dxa"/>
-        </w:trPr>
-        <w:tc>
-          <w:tcPr>
-            <w:tcW w:w="0" w:type="auto"/>
-            <w:vAlign w:val="center"/>
-            <w:hideMark/>
-          </w:tcPr>
-          <w:p>
-            <w:pPr>
-              <w:rPr>
-                <w:rFonts w:ascii="Times New Roman" w:eastAsia="Times New Roman" w:hAnsi="Times New Roman" w:cs="Times New Roman"/>
-              </w:rPr>
-            </w:pPr>
-            <w:r>
-              <w:rPr>
-                <w:rFonts w:ascii="Times New Roman" w:eastAsia="Times New Roman" w:hAnsi="Times New Roman" w:cs="Times New Roman"/>
-                <w:b/>
-                <w:bCs/>
-              </w:rPr>
-              <w:t>Scenario C – Token expiry/retry</w:t>
-            </w:r>
-          </w:p>
-        </w:tc>
-        <w:tc>
-          <w:tcPr>
-            <w:tcW w:w="0" w:type="auto"/>
-            <w:vAlign w:val="center"/>
-            <w:hideMark/>
-          </w:tcPr>
-          <w:p>
-            <w:pPr>
-              <w:rPr>
-                <w:rFonts w:ascii="Times New Roman" w:eastAsia="Times New Roman" w:hAnsi="Times New Roman" w:cs="Times New Roman"/>
-              </w:rPr>
-            </w:pPr>
-            <w:r>
-              <w:rPr>
-                <w:rFonts w:ascii="Times New Roman" w:eastAsia="Times New Roman" w:hAnsi="Times New Roman" w:cs="Times New Roman"/>
-              </w:rPr>
-              <w:t>Trace retry/reprocessed records through BICoE.</w:t>
-            </w:r>
-          </w:p>
-        </w:tc>
-        <w:tc>
-          <w:tcPr>
-            <w:tcW w:w="0" w:type="auto"/>
-            <w:vAlign w:val="center"/>
-            <w:hideMark/>
-          </w:tcPr>
-          <w:p>
-            <w:pPr>
-              <w:rPr>
-                <w:rFonts w:ascii="Times New Roman" w:eastAsia="Times New Roman" w:hAnsi="Times New Roman" w:cs="Times New Roman"/>
-              </w:rPr>
-            </w:pPr>
-            <w:r>
-              <w:rPr>
-                <w:rFonts w:ascii="Times New Roman" w:eastAsia="Times New Roman" w:hAnsi="Times New Roman" w:cs="Times New Roman"/>
-              </w:rPr>
-              <w:t xml:space="preserve">Message eventually arrives and processes successfully, with </w:t>
-            </w:r>
-            <w:r>
-              <w:rPr>
-                <w:rFonts w:ascii="Times New Roman" w:eastAsia="Times New Roman" w:hAnsi="Times New Roman" w:cs="Times New Roman"/>
-                <w:b/>
-                <w:bCs/>
-              </w:rPr>
-              <w:t>no duplicate logical records</w:t>
-            </w:r>
-            <w:r>
-              <w:rPr>
-                <w:rFonts w:ascii="Times New Roman" w:eastAsia="Times New Roman" w:hAnsi="Times New Roman" w:cs="Times New Roman"/>
-              </w:rPr>
-              <w:t xml:space="preserve"> caused by retry/token expiry.</w:t>
-            </w:r>
-          </w:p>
-        </w:tc>
-      </w:tr>
-      <w:tr>
-        <w:trPr>
-          <w:tblCellSpacing w:w="15" w:type="dxa"/>
-        </w:trPr>
-        <w:tc>
-          <w:tcPr>
-            <w:tcW w:w="0" w:type="auto"/>
-            <w:vAlign w:val="center"/>
-            <w:hideMark/>
-          </w:tcPr>
-          <w:p>
-            <w:pPr>
-              <w:rPr>
-                <w:rFonts w:ascii="Times New Roman" w:eastAsia="Times New Roman" w:hAnsi="Times New Roman" w:cs="Times New Roman"/>
-              </w:rPr>
-            </w:pPr>
-            <w:r>
-              <w:rPr>
-                <w:rFonts w:ascii="Times New Roman" w:eastAsia="Times New Roman" w:hAnsi="Times New Roman" w:cs="Times New Roman"/>
-                <w:b/>
-                <w:bCs/>
-              </w:rPr>
-              <w:t>Duplicate regression</w:t>
-            </w:r>
-          </w:p>
-        </w:tc>
-        <w:tc>
-          <w:tcPr>
-            <w:tcW w:w="0" w:type="auto"/>
-            <w:vAlign w:val="center"/>
-            <w:hideMark/>
-          </w:tcPr>
-          <w:p>
-            <w:pPr>
-              <w:rPr>
-                <w:rFonts w:ascii="Times New Roman" w:eastAsia="Times New Roman" w:hAnsi="Times New Roman" w:cs="Times New Roman"/>
-              </w:rPr>
-            </w:pPr>
-            <w:r>
-              <w:rPr>
-                <w:rFonts w:ascii="Times New Roman" w:eastAsia="Times New Roman" w:hAnsi="Times New Roman" w:cs="Times New Roman"/>
-              </w:rPr>
-              <w:t>Compare message/transaction IDs for replayed records across Event Hub, Silverish and Silver.</w:t>
-            </w:r>
-          </w:p>
-        </w:tc>
-        <w:tc>
-          <w:tcPr>
-            <w:tcW w:w="0" w:type="auto"/>
-            <w:vAlign w:val="center"/>
-            <w:hideMark/>
-          </w:tcPr>
-          <w:p>
-            <w:pPr>
-              <w:rPr>
-                <w:rFonts w:ascii="Times New Roman" w:eastAsia="Times New Roman" w:hAnsi="Times New Roman" w:cs="Times New Roman"/>
-              </w:rPr>
-            </w:pPr>
-            <w:r>
-              <w:rPr>
-                <w:rFonts w:ascii="Times New Roman" w:eastAsia="Times New Roman" w:hAnsi="Times New Roman" w:cs="Times New Roman"/>
-              </w:rPr>
-              <w:t>Replay/retry does not create duplicate downstream records.</w:t>
-            </w:r>
-          </w:p>
-        </w:tc>
-      </w:tr>
-      <w:tr>
-        <w:trPr>
-          <w:tblCellSpacing w:w="15" w:type="dxa"/>
-        </w:trPr>
-        <w:tc>
-          <w:tcPr>
-            <w:tcW w:w="0" w:type="auto"/>
-            <w:vAlign w:val="center"/>
-            <w:hideMark/>
-          </w:tcPr>
-          <w:p>
-            <w:pPr>
-              <w:rPr>
-                <w:rFonts w:ascii="Times New Roman" w:eastAsia="Times New Roman" w:hAnsi="Times New Roman" w:cs="Times New Roman"/>
-              </w:rPr>
-            </w:pPr>
-            <w:r>
-              <w:rPr>
-                <w:rFonts w:ascii="Times New Roman" w:eastAsia="Times New Roman" w:hAnsi="Times New Roman" w:cs="Times New Roman"/>
-                <w:b/>
-                <w:bCs/>
-              </w:rPr>
-              <w:t>Existing ingestion regression</w:t>
-            </w:r>
-          </w:p>
-        </w:tc>
-        <w:tc>
-          <w:tcPr>
-            <w:tcW w:w="0" w:type="auto"/>
-            <w:vAlign w:val="center"/>
-            <w:hideMark/>
-          </w:tcPr>
-          <w:p>
-            <w:pPr>
-              <w:rPr>
-                <w:rFonts w:ascii="Times New Roman" w:eastAsia="Times New Roman" w:hAnsi="Times New Roman" w:cs="Times New Roman"/>
-              </w:rPr>
-            </w:pPr>
-            <w:r>
-              <w:rPr>
-                <w:rFonts w:ascii="Times New Roman" w:eastAsia="Times New Roman" w:hAnsi="Times New Roman" w:cs="Times New Roman"/>
-              </w:rPr>
-              <w:t>Run normal/non-replayed BICoE message samples alongside the recovery scenarios.</w:t>
-            </w:r>
-          </w:p>
-        </w:tc>
-        <w:tc>
-          <w:tcPr>
-            <w:tcW w:w="0" w:type="auto"/>
-            <w:vAlign w:val="center"/>
-            <w:hideMark/>
-          </w:tcPr>
-          <w:p>
-            <w:pPr>
-              <w:rPr>
-                <w:rFonts w:ascii="Times New Roman" w:eastAsia="Times New Roman" w:hAnsi="Times New Roman" w:cs="Times New Roman"/>
-              </w:rPr>
-            </w:pPr>
-            <w:r>
-              <w:rPr>
-                <w:rFonts w:ascii="Times New Roman" w:eastAsia="Times New Roman" w:hAnsi="Times New Roman" w:cs="Times New Roman"/>
-              </w:rPr>
-              <w:t>Existing BICoE processing remains unaffected.</w:t>
-            </w:r>
-          </w:p>
-        </w:tc>
-      </w:tr>
-      <w:tr>
-        <w:trPr>
-          <w:tblCellSpacing w:w="15" w:type="dxa"/>
-        </w:trPr>
-        <w:tc>
-          <w:tcPr>
-            <w:tcW w:w="0" w:type="auto"/>
-            <w:vAlign w:val="center"/>
-            <w:hideMark/>
-          </w:tcPr>
-          <w:p>
-            <w:pPr>
-              <w:rPr>
-                <w:rFonts w:ascii="Times New Roman" w:eastAsia="Times New Roman" w:hAnsi="Times New Roman" w:cs="Times New Roman"/>
-              </w:rPr>
-            </w:pPr>
-            <w:r>
-              <w:rPr>
-                <w:rFonts w:ascii="Times New Roman" w:eastAsia="Times New Roman" w:hAnsi="Times New Roman" w:cs="Times New Roman"/>
-                <w:b/>
-                <w:bCs/>
-              </w:rPr>
-              <w:t>Silverish validation</w:t>
-            </w:r>
-          </w:p>
-        </w:tc>
-        <w:tc>
-          <w:tcPr>
-            <w:tcW w:w="0" w:type="auto"/>
-            <w:vAlign w:val="center"/>
-            <w:hideMark/>
-          </w:tcPr>
-          <w:p>
-            <w:pPr>
-              <w:rPr>
-                <w:rFonts w:ascii="Times New Roman" w:eastAsia="Times New Roman" w:hAnsi="Times New Roman" w:cs="Times New Roman"/>
-              </w:rPr>
-            </w:pPr>
-            <w:r>
-              <w:rPr>
-                <w:rFonts w:ascii="Times New Roman" w:eastAsia="Times New Roman" w:hAnsi="Times New Roman" w:cs="Times New Roman"/>
-              </w:rPr>
-              <w:t>Check raw/initial processed representation, key identifiers, message type, timestamps and payload/content for replay samples.</w:t>
-            </w:r>
-          </w:p>
-        </w:tc>
-        <w:tc>
-          <w:tcPr>
-            <w:tcW w:w="0" w:type="auto"/>
-            <w:vAlign w:val="center"/>
-            <w:hideMark/>
-          </w:tcPr>
-          <w:p>
-            <w:pPr>
-              <w:rPr>
-                <w:rFonts w:ascii="Times New Roman" w:eastAsia="Times New Roman" w:hAnsi="Times New Roman" w:cs="Times New Roman"/>
-              </w:rPr>
-            </w:pPr>
-            <w:r>
-              <w:rPr>
-                <w:rFonts w:ascii="Times New Roman" w:eastAsia="Times New Roman" w:hAnsi="Times New Roman" w:cs="Times New Roman"/>
-              </w:rPr>
-              <w:t>Replayed message is ingested correctly without unexpected transformation/loss.</w:t>
-            </w:r>
-          </w:p>
-        </w:tc>
-      </w:tr>
-      <w:tr>
-        <w:trPr>
-          <w:tblCellSpacing w:w="15" w:type="dxa"/>
-        </w:trPr>
-        <w:tc>
-          <w:tcPr>
-            <w:tcW w:w="0" w:type="auto"/>
-            <w:vAlign w:val="center"/>
-            <w:hideMark/>
-          </w:tcPr>
-          <w:p>
-            <w:pPr>
-              <w:rPr>
-                <w:rFonts w:ascii="Times New Roman" w:eastAsia="Times New Roman" w:hAnsi="Times New Roman" w:cs="Times New Roman"/>
-              </w:rPr>
-            </w:pPr>
-            <w:r>
-              <w:rPr>
-                <w:rFonts w:ascii="Times New Roman" w:eastAsia="Times New Roman" w:hAnsi="Times New Roman" w:cs="Times New Roman"/>
-                <w:b/>
-                <w:bCs/>
-              </w:rPr>
-              <w:t>Silver validation</w:t>
-            </w:r>
-          </w:p>
-        </w:tc>
-        <w:tc>
-          <w:tcPr>
-            <w:tcW w:w="0" w:type="auto"/>
-            <w:vAlign w:val="center"/>
-            <w:hideMark/>
-          </w:tcPr>
-          <w:p>
-            <w:pPr>
-              <w:rPr>
-                <w:rFonts w:ascii="Times New Roman" w:eastAsia="Times New Roman" w:hAnsi="Times New Roman" w:cs="Times New Roman"/>
-              </w:rPr>
-            </w:pPr>
-            <w:r>
-              <w:rPr>
-                <w:rFonts w:ascii="Times New Roman" w:eastAsia="Times New Roman" w:hAnsi="Times New Roman" w:cs="Times New Roman"/>
-              </w:rPr>
-              <w:t>Validate expected transformed/business records for the same samples.</w:t>
-            </w:r>
-          </w:p>
-        </w:tc>
-        <w:tc>
-          <w:tcPr>
-            <w:tcW w:w="0" w:type="auto"/>
-            <w:vAlign w:val="center"/>
-            <w:hideMark/>
-          </w:tcPr>
-          <w:p>
-            <w:pPr>
-              <w:rPr>
-                <w:rFonts w:ascii="Times New Roman" w:eastAsia="Times New Roman" w:hAnsi="Times New Roman" w:cs="Times New Roman"/>
-              </w:rPr>
-            </w:pPr>
-            <w:r>
-              <w:rPr>
-                <w:rFonts w:ascii="Times New Roman" w:eastAsia="Times New Roman" w:hAnsi="Times New Roman" w:cs="Times New Roman"/>
-              </w:rPr>
-              <w:t>Expected Silver records are created/updated correctly and no duplicate/unexpected records are introduced.</w:t>
-            </w:r>
-          </w:p>
-        </w:tc>
-      </w:tr>
-      <w:tr>
-        <w:trPr>
-          <w:tblCellSpacing w:w="15" w:type="dxa"/>
-        </w:trPr>
-        <w:tc>
-          <w:tcPr>
-            <w:tcW w:w="0" w:type="auto"/>
-            <w:vAlign w:val="center"/>
-            <w:hideMark/>
-          </w:tcPr>
-          <w:p>
-            <w:pPr>
-              <w:rPr>
-                <w:rFonts w:ascii="Times New Roman" w:eastAsia="Times New Roman" w:hAnsi="Times New Roman" w:cs="Times New Roman"/>
-              </w:rPr>
-            </w:pPr>
-            <w:r>
-              <w:rPr>
-                <w:rFonts w:ascii="Times New Roman" w:eastAsia="Times New Roman" w:hAnsi="Times New Roman" w:cs="Times New Roman"/>
-                <w:b/>
-                <w:bCs/>
-              </w:rPr>
-              <w:t>Negative routing regression</w:t>
-            </w:r>
-          </w:p>
-        </w:tc>
-        <w:tc>
-          <w:tcPr>
-            <w:tcW w:w="0" w:type="auto"/>
-            <w:vAlign w:val="center"/>
-            <w:hideMark/>
-          </w:tcPr>
-          <w:p>
-            <w:pPr>
-              <w:rPr>
-                <w:rFonts w:ascii="Times New Roman" w:eastAsia="Times New Roman" w:hAnsi="Times New Roman" w:cs="Times New Roman"/>
-              </w:rPr>
-            </w:pPr>
-            <w:r>
-              <w:rPr>
-                <w:rFonts w:ascii="Times New Roman" w:eastAsia="Times New Roman" w:hAnsi="Times New Roman" w:cs="Times New Roman"/>
-              </w:rPr>
-              <w:t xml:space="preserve">Specifically search BICoE data for </w:t>
-            </w:r>
-            <w:r>
-              <w:rPr>
-                <w:rFonts w:ascii="Courier New" w:eastAsia="Times New Roman" w:hAnsi="Courier New" w:cs="Courier New"/>
-                <w:sz w:val="20"/>
-                <w:szCs w:val="20"/>
-              </w:rPr>
-              <w:t>core_request</w:t>
-            </w:r>
-            <w:r>
-              <w:rPr>
-                <w:rFonts w:ascii="Times New Roman" w:eastAsia="Times New Roman" w:hAnsi="Times New Roman" w:cs="Times New Roman"/>
-              </w:rPr>
-              <w:t xml:space="preserve"> during the replay test window.</w:t>
-            </w:r>
-          </w:p>
-        </w:tc>
-        <w:tc>
-          <w:tcPr>
-            <w:tcW w:w="0" w:type="auto"/>
-            <w:vAlign w:val="center"/>
-            <w:hideMark/>
-          </w:tcPr>
-          <w:p>
-            <w:pPr>
-              <w:rPr>
-                <w:rFonts w:ascii="Times New Roman" w:eastAsia="Times New Roman" w:hAnsi="Times New Roman" w:cs="Times New Roman"/>
-              </w:rPr>
-            </w:pPr>
-            <w:r>
-              <w:rPr>
-                <w:rFonts w:ascii="Times New Roman" w:eastAsia="Times New Roman" w:hAnsi="Times New Roman" w:cs="Times New Roman"/>
-                <w:b/>
-                <w:bCs/>
-              </w:rPr>
-              <w:t xml:space="preserve">Zero </w:t>
-            </w:r>
-            <w:r>
-              <w:rPr>
-                <w:rFonts w:ascii="Courier New" w:eastAsia="Times New Roman" w:hAnsi="Courier New" w:cs="Courier New"/>
-                <w:b/>
-                <w:bCs/>
-                <w:sz w:val="20"/>
-                <w:szCs w:val="20"/>
-              </w:rPr>
-              <w:t>core_request</w:t>
-            </w:r>
-            <w:r>
-              <w:rPr>
-                <w:rFonts w:ascii="Times New Roman" w:eastAsia="Times New Roman" w:hAnsi="Times New Roman" w:cs="Times New Roman"/>
-                <w:b/>
-                <w:bCs/>
-              </w:rPr>
-              <w:t xml:space="preserve"> records</w:t>
-            </w:r>
-            <w:r>
-              <w:rPr>
-                <w:rFonts w:ascii="Times New Roman" w:eastAsia="Times New Roman" w:hAnsi="Times New Roman" w:cs="Times New Roman"/>
-              </w:rPr>
-              <w:t xml:space="preserve"> introduced by Blob replay.</w:t>
+              <w:lastRenderedPageBreak/>
+              <w:t>3</w:t>
+            </w:r>
+          </w:p>
+        </w:tc>
+        <w:tc>
+          <w:tcPr>
+            <w:tcW w:w="0" w:type="auto"/>
+            <w:vAlign w:val="center"/>
+            <w:hideMark/>
+          </w:tcPr>
+          <w:p>
+            <w:pPr>
+              <w:rPr>
+                <w:rFonts w:ascii="Times New Roman" w:eastAsia="Times New Roman" w:hAnsi="Times New Roman" w:cs="Times New Roman"/>
+              </w:rPr>
+            </w:pPr>
+            <w:r>
+              <w:rPr>
+                <w:rFonts w:ascii="Times New Roman" w:eastAsia="Times New Roman" w:hAnsi="Times New Roman" w:cs="Times New Roman"/>
+                <w:b/>
+                <w:bCs/>
+              </w:rPr>
+              <w:t>Orphan % / incomplete Blob replay</w:t>
+            </w:r>
+          </w:p>
+        </w:tc>
+        <w:tc>
+          <w:tcPr>
+            <w:tcW w:w="0" w:type="auto"/>
+            <w:vAlign w:val="center"/>
+            <w:hideMark/>
+          </w:tcPr>
+          <w:p>
+            <w:pPr>
+              <w:rPr>
+                <w:rFonts w:ascii="Times New Roman" w:eastAsia="Times New Roman" w:hAnsi="Times New Roman" w:cs="Times New Roman"/>
+              </w:rPr>
+            </w:pPr>
+            <w:r>
+              <w:rPr>
+                <w:rFonts w:ascii="Times New Roman" w:eastAsia="Times New Roman" w:hAnsi="Times New Roman" w:cs="Times New Roman"/>
+              </w:rPr>
+              <w:t>BICoE cannot properly reconcile the replay outcome while a significant part of the Blob backlog remains unprocessed.</w:t>
+            </w:r>
+          </w:p>
+        </w:tc>
+        <w:tc>
+          <w:tcPr>
+            <w:tcW w:w="0" w:type="auto"/>
+            <w:vAlign w:val="center"/>
+            <w:hideMark/>
+          </w:tcPr>
+          <w:p>
+            <w:pPr>
+              <w:rPr>
+                <w:rFonts w:ascii="Times New Roman" w:eastAsia="Times New Roman" w:hAnsi="Times New Roman" w:cs="Times New Roman"/>
+              </w:rPr>
+            </w:pPr>
+            <w:r>
+              <w:rPr>
+                <w:rFonts w:ascii="Times New Roman" w:eastAsia="Times New Roman" w:hAnsi="Times New Roman" w:cs="Times New Roman"/>
+              </w:rPr>
+              <w:t xml:space="preserve">Ash’s batch-run metrics show BICoE Blob replay cleared </w:t>
+            </w:r>
+            <w:r>
+              <w:rPr>
+                <w:rFonts w:ascii="Times New Roman" w:eastAsia="Times New Roman" w:hAnsi="Times New Roman" w:cs="Times New Roman"/>
+                <w:b/>
+                <w:bCs/>
+              </w:rPr>
+              <w:t>13,342 of 40,355 files = 33.1%</w:t>
+            </w:r>
+            <w:r>
+              <w:rPr>
+                <w:rFonts w:ascii="Times New Roman" w:eastAsia="Times New Roman" w:hAnsi="Times New Roman" w:cs="Times New Roman"/>
+              </w:rPr>
+              <w:t xml:space="preserve"> in the available run. Processing speed was around </w:t>
+            </w:r>
+            <w:r>
+              <w:rPr>
+                <w:rFonts w:ascii="Times New Roman" w:eastAsia="Times New Roman" w:hAnsi="Times New Roman" w:cs="Times New Roman"/>
+                <w:b/>
+                <w:bCs/>
+              </w:rPr>
+              <w:t>3.71 files/sec</w:t>
+            </w:r>
+            <w:r>
+              <w:rPr>
+                <w:rFonts w:ascii="Times New Roman" w:eastAsia="Times New Roman" w:hAnsi="Times New Roman" w:cs="Times New Roman"/>
+              </w:rPr>
+              <w:t xml:space="preserve">, while live traffic was shown as </w:t>
+            </w:r>
+            <w:r>
+              <w:rPr>
+                <w:rFonts w:ascii="Times New Roman" w:eastAsia="Times New Roman" w:hAnsi="Times New Roman" w:cs="Times New Roman"/>
+                <w:b/>
+                <w:bCs/>
+              </w:rPr>
+              <w:t>67–133 files/sec</w:t>
+            </w:r>
+            <w:r>
+              <w:rPr>
+                <w:rFonts w:ascii="Times New Roman" w:eastAsia="Times New Roman" w:hAnsi="Times New Roman" w:cs="Times New Roman"/>
+              </w:rPr>
+              <w:t>. Root cause given: sequential processing / zero concurrency.</w:t>
+            </w:r>
+          </w:p>
+        </w:tc>
+        <w:tc>
+          <w:tcPr>
+            <w:tcW w:w="0" w:type="auto"/>
+            <w:vAlign w:val="center"/>
+            <w:hideMark/>
+          </w:tcPr>
+          <w:p>
+            <w:pPr>
+              <w:rPr>
+                <w:rFonts w:ascii="Times New Roman" w:eastAsia="Times New Roman" w:hAnsi="Times New Roman" w:cs="Times New Roman"/>
+              </w:rPr>
+            </w:pPr>
+            <w:r>
+              <w:rPr>
+                <w:rFonts w:ascii="Times New Roman" w:eastAsia="Times New Roman" w:hAnsi="Times New Roman" w:cs="Times New Roman"/>
+              </w:rPr>
+              <w:t xml:space="preserve">Ash proposed two options: </w:t>
+            </w:r>
+            <w:r>
+              <w:rPr>
+                <w:rFonts w:ascii="Times New Roman" w:eastAsia="Times New Roman" w:hAnsi="Times New Roman" w:cs="Times New Roman"/>
+                <w:b/>
+                <w:bCs/>
+              </w:rPr>
+              <w:t>(1)</w:t>
+            </w:r>
+            <w:r>
+              <w:rPr>
+                <w:rFonts w:ascii="Times New Roman" w:eastAsia="Times New Roman" w:hAnsi="Times New Roman" w:cs="Times New Roman"/>
+              </w:rPr>
+              <w:t xml:space="preserve"> increase batch frequency/windows, or </w:t>
+            </w:r>
+            <w:r>
+              <w:rPr>
+                <w:rFonts w:ascii="Times New Roman" w:eastAsia="Times New Roman" w:hAnsi="Times New Roman" w:cs="Times New Roman"/>
+                <w:b/>
+                <w:bCs/>
+              </w:rPr>
+              <w:t>(2)</w:t>
+            </w:r>
+            <w:r>
+              <w:rPr>
+                <w:rFonts w:ascii="Times New Roman" w:eastAsia="Times New Roman" w:hAnsi="Times New Roman" w:cs="Times New Roman"/>
+              </w:rPr>
+              <w:t xml:space="preserve"> introduce parallel processing for higher throughput. A steer was requested from </w:t>
+            </w:r>
+            <w:r>
+              <w:rPr>
+                <w:rFonts w:ascii="Times New Roman" w:eastAsia="Times New Roman" w:hAnsi="Times New Roman" w:cs="Times New Roman"/>
+                <w:b/>
+                <w:bCs/>
+              </w:rPr>
+              <w:t>Arindom / Sarah</w:t>
+            </w:r>
+            <w:r>
+              <w:rPr>
+                <w:rFonts w:ascii="Times New Roman" w:eastAsia="Times New Roman" w:hAnsi="Times New Roman" w:cs="Times New Roman"/>
+              </w:rPr>
+              <w:t>, but the final decision/outcome had not been shared by Friday EOD.</w:t>
+            </w:r>
+          </w:p>
+        </w:tc>
+        <w:tc>
+          <w:tcPr>
+            <w:tcW w:w="0" w:type="auto"/>
+            <w:vAlign w:val="center"/>
+            <w:hideMark/>
+          </w:tcPr>
+          <w:p>
+            <w:pPr>
+              <w:rPr>
+                <w:rFonts w:ascii="Times New Roman" w:eastAsia="Times New Roman" w:hAnsi="Times New Roman" w:cs="Times New Roman"/>
+              </w:rPr>
+            </w:pPr>
+            <w:r>
+              <w:rPr>
+                <w:rFonts w:ascii="Times New Roman" w:eastAsia="Times New Roman" w:hAnsi="Times New Roman" w:cs="Times New Roman"/>
+                <w:b/>
+                <w:bCs/>
+              </w:rPr>
+              <w:t>Open – decision required</w:t>
             </w:r>
           </w:p>
         </w:tc>
       </w:tr>
     </w:tbl>
+    <w:p/>
+    <w:p/>
+    <w:p/>
+    <w:p/>
     <w:p>
       <w:pPr>
-        <w:spacing w:before="100" w:beforeAutospacing="1" w:after="100" w:afterAutospacing="1"/>
-        <w:outlineLvl w:val="2"/>
-        <w:rPr>
-          <w:rFonts w:ascii="Times New Roman" w:eastAsia="Times New Roman" w:hAnsi="Times New Roman" w:cs="Times New Roman"/>
-          <w:b/>
-          <w:bCs/>
-          <w:sz w:val="27"/>
-          <w:szCs w:val="27"/>
-        </w:rPr>
+        <w:pStyle w:val="NormalWeb"/>
       </w:pPr>
       <w:r>
-        <w:rPr>
-          <w:rFonts w:ascii="Times New Roman" w:eastAsia="Times New Roman" w:hAnsi="Times New Roman" w:cs="Times New Roman"/>
-          <w:b/>
-          <w:bCs/>
-          <w:sz w:val="27"/>
-          <w:szCs w:val="27"/>
-        </w:rPr>
-        <w:t xml:space="preserve">Important developer check – </w:t>
-      </w:r>
-      <w:r>
-        <w:rPr>
-          <w:rFonts w:ascii="Courier New" w:eastAsia="Times New Roman" w:hAnsi="Courier New" w:cs="Courier New"/>
-          <w:b/>
-          <w:bCs/>
-          <w:sz w:val="20"/>
-          <w:szCs w:val="20"/>
-        </w:rPr>
-        <w:t>dim_audit_rate_permission</w:t>
+        <w:t>You can open with:</w:t>
       </w:r>
     </w:p>
     <w:p>
       <w:pPr>
-        <w:spacing w:before="100" w:beforeAutospacing="1" w:after="100" w:afterAutospacing="1"/>
-        <w:rPr>
-          <w:rFonts w:ascii="Times New Roman" w:eastAsia="Times New Roman" w:hAnsi="Times New Roman" w:cs="Times New Roman"/>
-        </w:rPr>
+        <w:pStyle w:val="NormalWeb"/>
       </w:pPr>
       <w:r>
-        <w:rPr>
-          <w:rFonts w:ascii="Times New Roman" w:eastAsia="Times New Roman" w:hAnsi="Times New Roman" w:cs="Times New Roman"/>
-        </w:rPr>
-        <w:t>I would explicitly add this to the SIT sign-off because replayed messages can have different processing/enqueue times from their original business event.</w:t>
+        <w:t>“From BICoE side, Observation 1 is moving positively — since the fix on 3 October we have not seen the additional Working Data message type entering BICoE, and we will continue monitoring. The two items that still need a clear decision are Observation 2, how we handle cross-day replay duplicates, and Observation 3, how the Blob backlog throughput will be improved so BICoE can properly validate the orphan/reconciliation outcome.”</w:t>
       </w:r>
     </w:p>
     <w:p>
       <w:pPr>
-        <w:spacing w:before="100" w:beforeAutospacing="1" w:after="100" w:afterAutospacing="1"/>
-        <w:rPr>
-          <w:rFonts w:ascii="Times New Roman" w:eastAsia="Times New Roman" w:hAnsi="Times New Roman" w:cs="Times New Roman"/>
-        </w:rPr>
+        <w:pStyle w:val="NormalWeb"/>
       </w:pPr>
       <w:r>
+        <w:t xml:space="preserve">Then for </w:t>
+      </w:r>
+      <w:r>
         <w:rPr>
-          <w:rFonts w:ascii="Times New Roman" w:eastAsia="Times New Roman" w:hAnsi="Times New Roman" w:cs="Times New Roman"/>
+          <w:rStyle w:val="Strong"/>
         </w:rPr>
-        <w:lastRenderedPageBreak/>
-        <w:t>Ask the BICoE developer:</w:t>
+        <w:t>Observation 2</w:t>
+      </w:r>
+      <w:r>
+        <w:t>, I would specifically ask:</w:t>
       </w:r>
     </w:p>
     <w:p>
       <w:pPr>
-        <w:spacing w:beforeAutospacing="1" w:afterAutospacing="1"/>
-        <w:rPr>
-          <w:rFonts w:ascii="Times New Roman" w:eastAsia="Times New Roman" w:hAnsi="Times New Roman" w:cs="Times New Roman"/>
-        </w:rPr>
+        <w:pStyle w:val="NormalWeb"/>
       </w:pPr>
       <w:r>
-        <w:rPr>
-          <w:rFonts w:ascii="Times New Roman" w:eastAsia="Times New Roman" w:hAnsi="Times New Roman" w:cs="Times New Roman"/>
-          <w:b/>
-          <w:bCs/>
-        </w:rPr>
-        <w:t xml:space="preserve">“Can you please check how a Blob-reprocessed/replayed message is handled by </w:t>
+        <w:t>“Arindom/Ash, can we agree the expected handling for cross-day replay duplicates? Gaurav has confirmed the existing 1-minute ingestion watermark cannot cover a message replayed a day later. Also, while we have not reproduced it in PTS, Production has another variation where the same MQSQuoteId + messageType arrives with different quoteStep values. We should make sure the proposed solution does not only address one replay pattern.”</w:t>
+      </w:r>
+    </w:p>
+    <w:p>
+      <w:pPr>
+        <w:pStyle w:val="NormalWeb"/>
+      </w:pPr>
+      <w:r>
+        <w:t xml:space="preserve">And for </w:t>
       </w:r>
       <w:r>
         <w:rPr>
-          <w:rFonts w:ascii="Courier New" w:eastAsia="Times New Roman" w:hAnsi="Courier New" w:cs="Courier New"/>
-          <w:b/>
-          <w:bCs/>
-          <w:sz w:val="20"/>
-          <w:szCs w:val="20"/>
+          <w:rStyle w:val="Strong"/>
         </w:rPr>
-        <w:t>dim_audit_rate_permission</w:t>
+        <w:t>Observation 3</w:t>
       </w:r>
       <w:r>
-        <w:rPr>
-          <w:rFonts w:ascii="Times New Roman" w:eastAsia="Times New Roman" w:hAnsi="Times New Roman" w:cs="Times New Roman"/>
-          <w:b/>
-          <w:bCs/>
-        </w:rPr>
-        <w:t>? We need to understand whether replay is treated as a new event or whether the existing record is identified and handled appropriately, particularly around timestamps/keys and any insert/update logic. Please confirm that replay cannot create duplicate or incorrect audit/rate-permission records.”</w:t>
+        <w:t>:</w:t>
       </w:r>
     </w:p>
     <w:p>
+      <w:pPr>
+        <w:pStyle w:val="NormalWeb"/>
+      </w:pPr>
+      <w:r>
+        <w:t>“For the orphan validation, the current limitation is that only around 33% of the BICoE Blob backlog was cleared in the available run window. Until the backlog can be processed sufficiently, the orphan percentage is not a reliable final validation point. Could we confirm which option was agreed — increased batch frequency or parallel processing — and when we can rerun the reconciliation check?”</w:t>
+      </w:r>
+    </w:p>
+    <w:p>
+      <w:pPr>
+        <w:pStyle w:val="NormalWeb"/>
+      </w:pPr>
+      <w:r>
+        <w:t xml:space="preserve">The key is to keep </w:t>
+      </w:r>
       <w:bookmarkStart w:id="0" w:name="_GoBack"/>
       <w:bookmarkEnd w:id="0"/>
     </w:p>
@@ -1482,7 +1454,6 @@
     <w:name w:val="Normal (Web)"/>
     <w:basedOn w:val="Normal"/>
     <w:uiPriority w:val="99"/>
-    <w:semiHidden/>
     <w:unhideWhenUsed/>
     <w:rsid w:val="00C244D2"/>
     <w:pPr>
